--- a/Milestone-1/Final Milestone 1.docx
+++ b/Milestone-1/Final Milestone 1.docx
@@ -616,6 +616,7 @@
           <w:color w:val="000000"/>
           <w:sz w:val="32"/>
           <w:szCs w:val="32"/>
+          <w:rtl/>
         </w:rPr>
       </w:pPr>
       <w:r>
@@ -701,10 +702,21 @@
         <w:rPr>
           <w:rFonts w:asciiTheme="majorBidi" w:hAnsiTheme="majorBidi" w:cstheme="majorBidi"/>
           <w:color w:val="000000"/>
-          <w:sz w:val="24"/>
-          <w:szCs w:val="24"/>
-        </w:rPr>
-      </w:pPr>
+          <w:sz w:val="32"/>
+          <w:szCs w:val="32"/>
+          <w:lang w:val="en-US"/>
+        </w:rPr>
+      </w:pPr>
+      <w:r>
+        <w:rPr>
+          <w:rFonts w:asciiTheme="majorBidi" w:hAnsiTheme="majorBidi" w:cstheme="majorBidi"/>
+          <w:color w:val="000000"/>
+          <w:sz w:val="32"/>
+          <w:szCs w:val="32"/>
+          <w:lang w:val="en-US"/>
+        </w:rPr>
+        <w:t>Theory Class section: L51</w:t>
+      </w:r>
     </w:p>
     <w:p>
       <w:pPr>
@@ -712,10 +724,9 @@
         <w:autoSpaceDN w:val="0"/>
         <w:adjustRightInd w:val="0"/>
         <w:spacing w:after="0" w:line="240" w:lineRule="auto"/>
-        <w:rPr>
-          <w:rFonts w:asciiTheme="majorBidi" w:hAnsiTheme="majorBidi" w:cstheme="majorBidi"/>
-          <w:b/>
-          <w:bCs/>
+        <w:jc w:val="center"/>
+        <w:rPr>
+          <w:rFonts w:asciiTheme="majorBidi" w:hAnsiTheme="majorBidi" w:cstheme="majorBidi"/>
           <w:color w:val="000000"/>
           <w:sz w:val="24"/>
           <w:szCs w:val="24"/>
@@ -735,6 +746,24 @@
           <w:color w:val="000000"/>
           <w:sz w:val="24"/>
           <w:szCs w:val="24"/>
+        </w:rPr>
+      </w:pPr>
+    </w:p>
+    <w:p>
+      <w:pPr>
+        <w:autoSpaceDE w:val="0"/>
+        <w:autoSpaceDN w:val="0"/>
+        <w:adjustRightInd w:val="0"/>
+        <w:spacing w:after="0" w:line="240" w:lineRule="auto"/>
+        <w:rPr>
+          <w:rFonts w:asciiTheme="majorBidi" w:hAnsiTheme="majorBidi" w:cstheme="majorBidi" w:hint="cs"/>
+          <w:b/>
+          <w:bCs/>
+          <w:color w:val="000000"/>
+          <w:sz w:val="24"/>
+          <w:szCs w:val="24"/>
+          <w:rtl/>
+          <w:lang w:bidi="ar-QA"/>
         </w:rPr>
       </w:pPr>
     </w:p>
